--- a/public/templates/descargo_cuadrilla_equipo.docx
+++ b/public/templates/descargo_cuadrilla_equipo.docx
@@ -1,6 +1,6 @@
 
 <file path=word/document.xml><?xml version="1.0" encoding="utf-8"?>
-<w:document xmlns:wpc="http://schemas.microsoft.com/office/word/2010/wordprocessingCanvas" xmlns:cx="http://schemas.microsoft.com/office/drawing/2014/chartex" xmlns:cx1="http://schemas.microsoft.com/office/drawing/2015/9/8/chartex" xmlns:cx2="http://schemas.microsoft.com/office/drawing/2015/10/21/chartex" xmlns:cx3="http://schemas.microsoft.com/office/drawing/2016/5/9/chartex" xmlns:cx4="http://schemas.microsoft.com/office/drawing/2016/5/10/chartex" xmlns:cx5="http://schemas.microsoft.com/office/drawing/2016/5/11/chartex" xmlns:cx6="http://schemas.microsoft.com/office/drawing/2016/5/12/chartex" xmlns:cx7="http://schemas.microsoft.com/office/drawing/2016/5/13/chartex" xmlns:cx8="http://schemas.microsoft.com/office/drawing/2016/5/14/chartex" xmlns:mc="http://schemas.openxmlformats.org/markup-compatibility/2006" xmlns:aink="http://schemas.microsoft.com/office/drawing/2016/ink" xmlns:am3d="http://schemas.microsoft.com/office/drawing/2017/model3d" xmlns:o="urn:schemas-microsoft-com:office:office" xmlns:r="http://schemas.openxmlformats.org/officeDocument/2006/relationships" xmlns:m="http://schemas.openxmlformats.org/officeDocument/2006/math" xmlns:v="urn:schemas-microsoft-com:vml" xmlns:wp14="http://schemas.microsoft.com/office/word/2010/wordprocessingDrawing" xmlns:wp="http://schemas.openxmlformats.org/drawingml/2006/wordprocessingDrawing" xmlns:w10="urn:schemas-microsoft-com:office:word" xmlns:w="http://schemas.openxmlformats.org/wordprocessingml/2006/main" xmlns:w14="http://schemas.microsoft.com/office/word/2010/wordml" xmlns:w15="http://schemas.microsoft.com/office/word/2012/wordml" xmlns:w16cid="http://schemas.microsoft.com/office/word/2016/wordml/cid" xmlns:w16se="http://schemas.microsoft.com/office/word/2015/wordml/symex" xmlns:wpg="http://schemas.microsoft.com/office/word/2010/wordprocessingGroup" xmlns:wpi="http://schemas.microsoft.com/office/word/2010/wordprocessingInk" xmlns:wne="http://schemas.microsoft.com/office/word/2006/wordml" xmlns:wps="http://schemas.microsoft.com/office/word/2010/wordprocessingShape" mc:Ignorable="w14 w15 w16se w16cid wp14">
+<w:document xmlns:wpc="http://schemas.microsoft.com/office/word/2010/wordprocessingCanvas" xmlns:cx="http://schemas.microsoft.com/office/drawing/2014/chartex" xmlns:cx1="http://schemas.microsoft.com/office/drawing/2015/9/8/chartex" xmlns:cx2="http://schemas.microsoft.com/office/drawing/2015/10/21/chartex" xmlns:cx3="http://schemas.microsoft.com/office/drawing/2016/5/9/chartex" xmlns:cx4="http://schemas.microsoft.com/office/drawing/2016/5/10/chartex" xmlns:cx5="http://schemas.microsoft.com/office/drawing/2016/5/11/chartex" xmlns:cx6="http://schemas.microsoft.com/office/drawing/2016/5/12/chartex" xmlns:cx7="http://schemas.microsoft.com/office/drawing/2016/5/13/chartex" xmlns:cx8="http://schemas.microsoft.com/office/drawing/2016/5/14/chartex" xmlns:mc="http://schemas.openxmlformats.org/markup-compatibility/2006" xmlns:aink="http://schemas.microsoft.com/office/drawing/2016/ink" xmlns:am3d="http://schemas.microsoft.com/office/drawing/2017/model3d" xmlns:o="urn:schemas-microsoft-com:office:office" xmlns:r="http://schemas.openxmlformats.org/officeDocument/2006/relationships" xmlns:m="http://schemas.openxmlformats.org/officeDocument/2006/math" xmlns:v="urn:schemas-microsoft-com:vml" xmlns:wp14="http://schemas.microsoft.com/office/word/2010/wordprocessingDrawing" xmlns:wp="http://schemas.openxmlformats.org/drawingml/2006/wordprocessingDrawing" xmlns:w10="urn:schemas-microsoft-com:office:word" xmlns:w="http://schemas.openxmlformats.org/wordprocessingml/2006/main" xmlns:w14="http://schemas.microsoft.com/office/word/2010/wordml" xmlns:w15="http://schemas.microsoft.com/office/word/2012/wordml" xmlns:w16cex="http://schemas.microsoft.com/office/word/2018/wordml/cex" xmlns:w16cid="http://schemas.microsoft.com/office/word/2016/wordml/cid" xmlns:w16="http://schemas.microsoft.com/office/word/2018/wordml" xmlns:w16sdtdh="http://schemas.microsoft.com/office/word/2020/wordml/sdtdatahash" xmlns:w16se="http://schemas.microsoft.com/office/word/2015/wordml/symex" xmlns:wpg="http://schemas.microsoft.com/office/word/2010/wordprocessingGroup" xmlns:wpi="http://schemas.microsoft.com/office/word/2010/wordprocessingInk" xmlns:wne="http://schemas.microsoft.com/office/word/2006/wordml" xmlns:wps="http://schemas.microsoft.com/office/word/2010/wordprocessingShape" mc:Ignorable="w14 w15 w16se w16cid w16 w16cex w16sdtdh wp14">
   <w:body>
     <w:p>
       <w:pPr>
@@ -14,6 +14,7 @@
           <w:sz w:val="24"/>
           <w:szCs w:val="24"/>
           <w:u w:val="single"/>
+          <w:lang w:val="en-US"/>
         </w:rPr>
       </w:pPr>
     </w:p>
@@ -369,25 +370,129 @@
                 <w:color w:val="000000"/>
                 <w:sz w:val="20"/>
               </w:rPr>
-              <w:t>[</w:t>
-            </w:r>
-            <w:proofErr w:type="gramStart"/>
-            <w:r>
+              <w:t>[equipos.descripcion_0]</w:t>
+            </w:r>
+          </w:p>
+        </w:tc>
+        <w:tc>
+          <w:tcPr>
+            <w:tcW w:w="1560" w:type="dxa"/>
+          </w:tcPr>
+          <w:p>
+            <w:pPr>
+              <w:jc w:val="center"/>
+              <w:rPr>
+                <w:rFonts w:ascii="Arial" w:hAnsi="Arial" w:cs="Arial"/>
+                <w:sz w:val="20"/>
+              </w:rPr>
+            </w:pPr>
+            <w:r>
+              <w:rPr>
+                <w:rFonts w:ascii="Arial" w:hAnsi="Arial" w:cs="Arial"/>
+                <w:sz w:val="20"/>
+              </w:rPr>
+              <w:t xml:space="preserve">[equipos.marca_0] </w:t>
+            </w:r>
+          </w:p>
+        </w:tc>
+        <w:tc>
+          <w:tcPr>
+            <w:tcW w:w="1984" w:type="dxa"/>
+          </w:tcPr>
+          <w:p>
+            <w:pPr>
+              <w:jc w:val="center"/>
+              <w:rPr>
+                <w:rFonts w:ascii="Arial" w:hAnsi="Arial" w:cs="Arial"/>
+                <w:color w:val="000000"/>
+                <w:sz w:val="20"/>
+                <w:szCs w:val="20"/>
+              </w:rPr>
+            </w:pPr>
+            <w:r>
+              <w:rPr>
+                <w:rFonts w:ascii="Arial" w:hAnsi="Arial" w:cs="Arial"/>
+                <w:sz w:val="20"/>
+              </w:rPr>
+              <w:t xml:space="preserve">[equipos.modelo_0] </w:t>
+            </w:r>
+          </w:p>
+        </w:tc>
+        <w:tc>
+          <w:tcPr>
+            <w:tcW w:w="1559" w:type="dxa"/>
+          </w:tcPr>
+          <w:p>
+            <w:pPr>
+              <w:jc w:val="center"/>
+              <w:rPr>
+                <w:rFonts w:ascii="Arial" w:hAnsi="Arial" w:cs="Arial"/>
+                <w:color w:val="000000"/>
+                <w:sz w:val="20"/>
+                <w:szCs w:val="20"/>
+              </w:rPr>
+            </w:pPr>
+            <w:r>
+              <w:rPr>
+                <w:rFonts w:ascii="Arial" w:hAnsi="Arial" w:cs="Arial"/>
+                <w:sz w:val="20"/>
+              </w:rPr>
+              <w:t xml:space="preserve">[equipos.serie_0] </w:t>
+            </w:r>
+          </w:p>
+        </w:tc>
+        <w:tc>
+          <w:tcPr>
+            <w:tcW w:w="1706" w:type="dxa"/>
+          </w:tcPr>
+          <w:p>
+            <w:pPr>
+              <w:jc w:val="both"/>
+              <w:rPr>
+                <w:rFonts w:ascii="Century" w:eastAsia="Century" w:hAnsi="Century" w:cs="Century"/>
+                <w:color w:val="000000"/>
+              </w:rPr>
+            </w:pPr>
+            <w:r>
+              <w:t>[equipos.notas_0]</w:t>
+            </w:r>
+          </w:p>
+        </w:tc>
+      </w:tr>
+      <w:tr>
+        <w:tc>
+          <w:tcPr>
+            <w:tcW w:w="709" w:type="dxa"/>
+          </w:tcPr>
+          <w:p>
+            <w:pPr>
+              <w:jc w:val="both"/>
+              <w:rPr>
+                <w:rFonts w:ascii="Century" w:eastAsia="Century" w:hAnsi="Century" w:cs="Century"/>
+                <w:color w:val="000000"/>
+              </w:rPr>
+            </w:pPr>
+          </w:p>
+        </w:tc>
+        <w:tc>
+          <w:tcPr>
+            <w:tcW w:w="1559" w:type="dxa"/>
+          </w:tcPr>
+          <w:p>
+            <w:pPr>
               <w:rPr>
                 <w:rFonts w:ascii="Arial" w:eastAsia="Century" w:hAnsi="Arial" w:cs="Arial"/>
                 <w:color w:val="000000"/>
                 <w:sz w:val="20"/>
               </w:rPr>
-              <w:t>equipos.descripcion</w:t>
-            </w:r>
-            <w:proofErr w:type="gramEnd"/>
+            </w:pPr>
             <w:r>
               <w:rPr>
                 <w:rFonts w:ascii="Arial" w:eastAsia="Century" w:hAnsi="Arial" w:cs="Arial"/>
                 <w:color w:val="000000"/>
                 <w:sz w:val="20"/>
               </w:rPr>
-              <w:t>_0]</w:t>
+              <w:t>[equipos.descripcion_1]</w:t>
             </w:r>
           </w:p>
         </w:tc>
@@ -408,23 +513,7 @@
                 <w:rFonts w:ascii="Arial" w:hAnsi="Arial" w:cs="Arial"/>
                 <w:sz w:val="20"/>
               </w:rPr>
-              <w:t>[</w:t>
-            </w:r>
-            <w:proofErr w:type="gramStart"/>
-            <w:r>
-              <w:rPr>
-                <w:rFonts w:ascii="Arial" w:hAnsi="Arial" w:cs="Arial"/>
-                <w:sz w:val="20"/>
-              </w:rPr>
-              <w:t>equipos.marca</w:t>
-            </w:r>
-            <w:proofErr w:type="gramEnd"/>
-            <w:r>
-              <w:rPr>
-                <w:rFonts w:ascii="Arial" w:hAnsi="Arial" w:cs="Arial"/>
-                <w:sz w:val="20"/>
-              </w:rPr>
-              <w:t xml:space="preserve">_0] </w:t>
+              <w:t>[equipos.marca_1]</w:t>
             </w:r>
           </w:p>
         </w:tc>
@@ -437,33 +526,15 @@
               <w:jc w:val="center"/>
               <w:rPr>
                 <w:rFonts w:ascii="Arial" w:hAnsi="Arial" w:cs="Arial"/>
-                <w:color w:val="000000"/>
-                <w:sz w:val="20"/>
-                <w:szCs w:val="20"/>
-              </w:rPr>
-            </w:pPr>
-            <w:r>
-              <w:rPr>
-                <w:rFonts w:ascii="Arial" w:hAnsi="Arial" w:cs="Arial"/>
-                <w:sz w:val="20"/>
-              </w:rPr>
-              <w:t>[</w:t>
-            </w:r>
-            <w:proofErr w:type="gramStart"/>
-            <w:r>
-              <w:rPr>
-                <w:rFonts w:ascii="Arial" w:hAnsi="Arial" w:cs="Arial"/>
-                <w:sz w:val="20"/>
-              </w:rPr>
-              <w:t>equipos.modelo</w:t>
-            </w:r>
-            <w:proofErr w:type="gramEnd"/>
-            <w:r>
-              <w:rPr>
-                <w:rFonts w:ascii="Arial" w:hAnsi="Arial" w:cs="Arial"/>
-                <w:sz w:val="20"/>
-              </w:rPr>
-              <w:t xml:space="preserve">_0] </w:t>
+                <w:sz w:val="20"/>
+              </w:rPr>
+            </w:pPr>
+            <w:r>
+              <w:rPr>
+                <w:rFonts w:ascii="Arial" w:hAnsi="Arial" w:cs="Arial"/>
+                <w:sz w:val="20"/>
+              </w:rPr>
+              <w:t>[equipos.modelo_1]</w:t>
             </w:r>
           </w:p>
         </w:tc>
@@ -476,33 +547,15 @@
               <w:jc w:val="center"/>
               <w:rPr>
                 <w:rFonts w:ascii="Arial" w:hAnsi="Arial" w:cs="Arial"/>
-                <w:color w:val="000000"/>
-                <w:sz w:val="20"/>
-                <w:szCs w:val="20"/>
-              </w:rPr>
-            </w:pPr>
-            <w:r>
-              <w:rPr>
-                <w:rFonts w:ascii="Arial" w:hAnsi="Arial" w:cs="Arial"/>
-                <w:sz w:val="20"/>
-              </w:rPr>
-              <w:t>[</w:t>
-            </w:r>
-            <w:proofErr w:type="gramStart"/>
-            <w:r>
-              <w:rPr>
-                <w:rFonts w:ascii="Arial" w:hAnsi="Arial" w:cs="Arial"/>
-                <w:sz w:val="20"/>
-              </w:rPr>
-              <w:t>equipos.serie</w:t>
-            </w:r>
-            <w:proofErr w:type="gramEnd"/>
-            <w:r>
-              <w:rPr>
-                <w:rFonts w:ascii="Arial" w:hAnsi="Arial" w:cs="Arial"/>
-                <w:sz w:val="20"/>
-              </w:rPr>
-              <w:t xml:space="preserve">_0] </w:t>
+                <w:sz w:val="20"/>
+              </w:rPr>
+            </w:pPr>
+            <w:r>
+              <w:rPr>
+                <w:rFonts w:ascii="Arial" w:hAnsi="Arial" w:cs="Arial"/>
+                <w:sz w:val="20"/>
+              </w:rPr>
+              <w:t>[equipos.serie_1]</w:t>
             </w:r>
           </w:p>
         </w:tc>
@@ -518,6 +571,9 @@
                 <w:color w:val="000000"/>
               </w:rPr>
             </w:pPr>
+            <w:r>
+              <w:t>[equipos.notas_1]</w:t>
+            </w:r>
           </w:p>
         </w:tc>
       </w:tr>
@@ -554,25 +610,23 @@
                 <w:color w:val="000000"/>
                 <w:sz w:val="20"/>
               </w:rPr>
-              <w:t>[</w:t>
-            </w:r>
-            <w:proofErr w:type="gramStart"/>
+              <w:t>[equipos.descripcion_</w:t>
+            </w:r>
             <w:r>
               <w:rPr>
                 <w:rFonts w:ascii="Arial" w:eastAsia="Century" w:hAnsi="Arial" w:cs="Arial"/>
                 <w:color w:val="000000"/>
                 <w:sz w:val="20"/>
               </w:rPr>
-              <w:t>equipos.descripcion</w:t>
-            </w:r>
-            <w:proofErr w:type="gramEnd"/>
+              <w:t>2</w:t>
+            </w:r>
             <w:r>
               <w:rPr>
                 <w:rFonts w:ascii="Arial" w:eastAsia="Century" w:hAnsi="Arial" w:cs="Arial"/>
                 <w:color w:val="000000"/>
                 <w:sz w:val="20"/>
               </w:rPr>
-              <w:t>_1]</w:t>
+              <w:t>]</w:t>
             </w:r>
           </w:p>
         </w:tc>
@@ -593,23 +647,21 @@
                 <w:rFonts w:ascii="Arial" w:hAnsi="Arial" w:cs="Arial"/>
                 <w:sz w:val="20"/>
               </w:rPr>
-              <w:t>[</w:t>
-            </w:r>
-            <w:proofErr w:type="gramStart"/>
-            <w:r>
-              <w:rPr>
-                <w:rFonts w:ascii="Arial" w:hAnsi="Arial" w:cs="Arial"/>
-                <w:sz w:val="20"/>
-              </w:rPr>
-              <w:t>equipos.marca</w:t>
-            </w:r>
-            <w:proofErr w:type="gramEnd"/>
-            <w:r>
-              <w:rPr>
-                <w:rFonts w:ascii="Arial" w:hAnsi="Arial" w:cs="Arial"/>
-                <w:sz w:val="20"/>
-              </w:rPr>
-              <w:t>_1]</w:t>
+              <w:t>[equipos.marca_</w:t>
+            </w:r>
+            <w:r>
+              <w:rPr>
+                <w:rFonts w:ascii="Arial" w:hAnsi="Arial" w:cs="Arial"/>
+                <w:sz w:val="20"/>
+              </w:rPr>
+              <w:t>2</w:t>
+            </w:r>
+            <w:r>
+              <w:rPr>
+                <w:rFonts w:ascii="Arial" w:hAnsi="Arial" w:cs="Arial"/>
+                <w:sz w:val="20"/>
+              </w:rPr>
+              <w:t>]</w:t>
             </w:r>
           </w:p>
         </w:tc>
@@ -630,23 +682,21 @@
                 <w:rFonts w:ascii="Arial" w:hAnsi="Arial" w:cs="Arial"/>
                 <w:sz w:val="20"/>
               </w:rPr>
-              <w:t>[</w:t>
-            </w:r>
-            <w:proofErr w:type="gramStart"/>
-            <w:r>
-              <w:rPr>
-                <w:rFonts w:ascii="Arial" w:hAnsi="Arial" w:cs="Arial"/>
-                <w:sz w:val="20"/>
-              </w:rPr>
-              <w:t>equipos.modelo</w:t>
-            </w:r>
-            <w:proofErr w:type="gramEnd"/>
-            <w:r>
-              <w:rPr>
-                <w:rFonts w:ascii="Arial" w:hAnsi="Arial" w:cs="Arial"/>
-                <w:sz w:val="20"/>
-              </w:rPr>
-              <w:t>_1]</w:t>
+              <w:t>[equipos.modelo_</w:t>
+            </w:r>
+            <w:r>
+              <w:rPr>
+                <w:rFonts w:ascii="Arial" w:hAnsi="Arial" w:cs="Arial"/>
+                <w:sz w:val="20"/>
+              </w:rPr>
+              <w:t>2</w:t>
+            </w:r>
+            <w:r>
+              <w:rPr>
+                <w:rFonts w:ascii="Arial" w:hAnsi="Arial" w:cs="Arial"/>
+                <w:sz w:val="20"/>
+              </w:rPr>
+              <w:t>]</w:t>
             </w:r>
           </w:p>
         </w:tc>
@@ -667,29 +717,48 @@
                 <w:rFonts w:ascii="Arial" w:hAnsi="Arial" w:cs="Arial"/>
                 <w:sz w:val="20"/>
               </w:rPr>
-              <w:t>[</w:t>
-            </w:r>
-            <w:proofErr w:type="gramStart"/>
-            <w:r>
-              <w:rPr>
-                <w:rFonts w:ascii="Arial" w:hAnsi="Arial" w:cs="Arial"/>
-                <w:sz w:val="20"/>
-              </w:rPr>
-              <w:t>equipos.serie</w:t>
-            </w:r>
-            <w:proofErr w:type="gramEnd"/>
-            <w:r>
-              <w:rPr>
-                <w:rFonts w:ascii="Arial" w:hAnsi="Arial" w:cs="Arial"/>
-                <w:sz w:val="20"/>
-              </w:rPr>
-              <w:t>_1]</w:t>
+              <w:t>[equipos.serie_</w:t>
+            </w:r>
+            <w:r>
+              <w:rPr>
+                <w:rFonts w:ascii="Arial" w:hAnsi="Arial" w:cs="Arial"/>
+                <w:sz w:val="20"/>
+              </w:rPr>
+              <w:t>2</w:t>
+            </w:r>
+            <w:r>
+              <w:rPr>
+                <w:rFonts w:ascii="Arial" w:hAnsi="Arial" w:cs="Arial"/>
+                <w:sz w:val="20"/>
+              </w:rPr>
+              <w:t>]</w:t>
             </w:r>
           </w:p>
         </w:tc>
         <w:tc>
           <w:tcPr>
             <w:tcW w:w="1706" w:type="dxa"/>
+          </w:tcPr>
+          <w:p>
+            <w:pPr>
+              <w:jc w:val="both"/>
+            </w:pPr>
+            <w:r>
+              <w:t>[equipos.notas_</w:t>
+            </w:r>
+            <w:r>
+              <w:t>2</w:t>
+            </w:r>
+            <w:r>
+              <w:t>]</w:t>
+            </w:r>
+          </w:p>
+        </w:tc>
+      </w:tr>
+      <w:tr>
+        <w:tc>
+          <w:tcPr>
+            <w:tcW w:w="709" w:type="dxa"/>
           </w:tcPr>
           <w:p>
             <w:pPr>
@@ -699,6 +768,168 @@
                 <w:color w:val="000000"/>
               </w:rPr>
             </w:pPr>
+          </w:p>
+        </w:tc>
+        <w:tc>
+          <w:tcPr>
+            <w:tcW w:w="1559" w:type="dxa"/>
+          </w:tcPr>
+          <w:p>
+            <w:pPr>
+              <w:rPr>
+                <w:rFonts w:ascii="Arial" w:eastAsia="Century" w:hAnsi="Arial" w:cs="Arial"/>
+                <w:color w:val="000000"/>
+                <w:sz w:val="20"/>
+              </w:rPr>
+            </w:pPr>
+            <w:r>
+              <w:rPr>
+                <w:rFonts w:ascii="Arial" w:eastAsia="Century" w:hAnsi="Arial" w:cs="Arial"/>
+                <w:color w:val="000000"/>
+                <w:sz w:val="20"/>
+              </w:rPr>
+              <w:t>[equipos.descripcion_</w:t>
+            </w:r>
+            <w:r>
+              <w:rPr>
+                <w:rFonts w:ascii="Arial" w:eastAsia="Century" w:hAnsi="Arial" w:cs="Arial"/>
+                <w:color w:val="000000"/>
+                <w:sz w:val="20"/>
+              </w:rPr>
+              <w:t>3</w:t>
+            </w:r>
+            <w:r>
+              <w:rPr>
+                <w:rFonts w:ascii="Arial" w:eastAsia="Century" w:hAnsi="Arial" w:cs="Arial"/>
+                <w:color w:val="000000"/>
+                <w:sz w:val="20"/>
+              </w:rPr>
+              <w:t>]</w:t>
+            </w:r>
+          </w:p>
+        </w:tc>
+        <w:tc>
+          <w:tcPr>
+            <w:tcW w:w="1560" w:type="dxa"/>
+          </w:tcPr>
+          <w:p>
+            <w:pPr>
+              <w:jc w:val="center"/>
+              <w:rPr>
+                <w:rFonts w:ascii="Arial" w:hAnsi="Arial" w:cs="Arial"/>
+                <w:sz w:val="20"/>
+              </w:rPr>
+            </w:pPr>
+            <w:r>
+              <w:rPr>
+                <w:rFonts w:ascii="Arial" w:hAnsi="Arial" w:cs="Arial"/>
+                <w:sz w:val="20"/>
+              </w:rPr>
+              <w:t>[equipos.marca_</w:t>
+            </w:r>
+            <w:r>
+              <w:rPr>
+                <w:rFonts w:ascii="Arial" w:hAnsi="Arial" w:cs="Arial"/>
+                <w:sz w:val="20"/>
+              </w:rPr>
+              <w:t>3</w:t>
+            </w:r>
+            <w:r>
+              <w:rPr>
+                <w:rFonts w:ascii="Arial" w:hAnsi="Arial" w:cs="Arial"/>
+                <w:sz w:val="20"/>
+              </w:rPr>
+              <w:t>]</w:t>
+            </w:r>
+          </w:p>
+        </w:tc>
+        <w:tc>
+          <w:tcPr>
+            <w:tcW w:w="1984" w:type="dxa"/>
+          </w:tcPr>
+          <w:p>
+            <w:pPr>
+              <w:jc w:val="center"/>
+              <w:rPr>
+                <w:rFonts w:ascii="Arial" w:hAnsi="Arial" w:cs="Arial"/>
+                <w:sz w:val="20"/>
+              </w:rPr>
+            </w:pPr>
+            <w:r>
+              <w:rPr>
+                <w:rFonts w:ascii="Arial" w:hAnsi="Arial" w:cs="Arial"/>
+                <w:sz w:val="20"/>
+              </w:rPr>
+              <w:t>[equipos.modelo_</w:t>
+            </w:r>
+            <w:r>
+              <w:rPr>
+                <w:rFonts w:ascii="Arial" w:hAnsi="Arial" w:cs="Arial"/>
+                <w:sz w:val="20"/>
+              </w:rPr>
+              <w:t>3</w:t>
+            </w:r>
+            <w:r>
+              <w:rPr>
+                <w:rFonts w:ascii="Arial" w:hAnsi="Arial" w:cs="Arial"/>
+                <w:sz w:val="20"/>
+              </w:rPr>
+              <w:t>]</w:t>
+            </w:r>
+          </w:p>
+        </w:tc>
+        <w:tc>
+          <w:tcPr>
+            <w:tcW w:w="1559" w:type="dxa"/>
+          </w:tcPr>
+          <w:p>
+            <w:pPr>
+              <w:jc w:val="center"/>
+              <w:rPr>
+                <w:rFonts w:ascii="Arial" w:hAnsi="Arial" w:cs="Arial"/>
+                <w:sz w:val="20"/>
+              </w:rPr>
+            </w:pPr>
+            <w:r>
+              <w:rPr>
+                <w:rFonts w:ascii="Arial" w:hAnsi="Arial" w:cs="Arial"/>
+                <w:sz w:val="20"/>
+              </w:rPr>
+              <w:t>[equipos.serie_</w:t>
+            </w:r>
+            <w:r>
+              <w:rPr>
+                <w:rFonts w:ascii="Arial" w:hAnsi="Arial" w:cs="Arial"/>
+                <w:sz w:val="20"/>
+              </w:rPr>
+              <w:t>3</w:t>
+            </w:r>
+            <w:r>
+              <w:rPr>
+                <w:rFonts w:ascii="Arial" w:hAnsi="Arial" w:cs="Arial"/>
+                <w:sz w:val="20"/>
+              </w:rPr>
+              <w:t>]</w:t>
+            </w:r>
+          </w:p>
+        </w:tc>
+        <w:tc>
+          <w:tcPr>
+            <w:tcW w:w="1706" w:type="dxa"/>
+          </w:tcPr>
+          <w:p>
+            <w:pPr>
+              <w:jc w:val="both"/>
+            </w:pPr>
+            <w:r>
+              <w:t>[equipos.notas_</w:t>
+            </w:r>
+            <w:r>
+              <w:t>3</w:t>
+            </w:r>
+            <w:r>
+              <w:t>]</w:t>
+            </w:r>
           </w:p>
         </w:tc>
       </w:tr>
@@ -828,15 +1059,7 @@
           <w:sz w:val="24"/>
           <w:szCs w:val="24"/>
         </w:rPr>
-        <w:t>Entregado</w:t>
-      </w:r>
-      <w:r>
-        <w:rPr>
-          <w:rFonts w:ascii="Arial" w:eastAsia="Arial" w:hAnsi="Arial" w:cs="Arial"/>
-          <w:sz w:val="24"/>
-          <w:szCs w:val="24"/>
-        </w:rPr>
-        <w:t xml:space="preserve"> por   </w:t>
+        <w:t xml:space="preserve">Entregado por   </w:t>
       </w:r>
       <w:r>
         <w:rPr>
@@ -861,23 +1084,7 @@
           <w:szCs w:val="24"/>
         </w:rPr>
         <w:tab/>
-        <w:t xml:space="preserve">             </w:t>
-      </w:r>
-      <w:r>
-        <w:rPr>
-          <w:rFonts w:ascii="Arial" w:eastAsia="Arial" w:hAnsi="Arial" w:cs="Arial"/>
-          <w:sz w:val="24"/>
-          <w:szCs w:val="24"/>
-        </w:rPr>
-        <w:t>Entregado</w:t>
-      </w:r>
-      <w:r>
-        <w:rPr>
-          <w:rFonts w:ascii="Arial" w:eastAsia="Arial" w:hAnsi="Arial" w:cs="Arial"/>
-          <w:sz w:val="24"/>
-          <w:szCs w:val="24"/>
-        </w:rPr>
-        <w:t xml:space="preserve"> por:</w:t>
+        <w:t xml:space="preserve">             Entregado por:</w:t>
       </w:r>
     </w:p>
     <w:p>
@@ -947,7 +1154,6 @@
                 <w:szCs w:val="20"/>
               </w:rPr>
             </w:pPr>
-            <w:proofErr w:type="gramStart"/>
             <w:r>
               <w:rPr>
                 <w:rFonts w:ascii="Arial" w:eastAsia="Arial" w:hAnsi="Arial" w:cs="Arial"/>
@@ -963,16 +1169,7 @@
                 <w:sz w:val="20"/>
                 <w:szCs w:val="20"/>
               </w:rPr>
-              <w:t>:[</w:t>
-            </w:r>
-            <w:proofErr w:type="gramEnd"/>
-            <w:r>
-              <w:rPr>
-                <w:rFonts w:ascii="Arial" w:eastAsia="Arial" w:hAnsi="Arial" w:cs="Arial"/>
-                <w:sz w:val="20"/>
-                <w:szCs w:val="20"/>
-              </w:rPr>
-              <w:t>cuadrilla.colaborador1]</w:t>
+              <w:t>:[cuadrilla.colaborador1]</w:t>
             </w:r>
           </w:p>
           <w:p>
@@ -988,7 +1185,6 @@
                 <w:szCs w:val="20"/>
               </w:rPr>
             </w:pPr>
-            <w:proofErr w:type="gramStart"/>
             <w:r>
               <w:rPr>
                 <w:rFonts w:ascii="Arial" w:eastAsia="Arial" w:hAnsi="Arial" w:cs="Arial"/>
@@ -1004,16 +1200,7 @@
                 <w:sz w:val="20"/>
                 <w:szCs w:val="20"/>
               </w:rPr>
-              <w:t>:[</w:t>
-            </w:r>
-            <w:proofErr w:type="gramEnd"/>
-            <w:r>
-              <w:rPr>
-                <w:rFonts w:ascii="Arial" w:eastAsia="Arial" w:hAnsi="Arial" w:cs="Arial"/>
-                <w:sz w:val="20"/>
-                <w:szCs w:val="20"/>
-              </w:rPr>
-              <w:t>cuadrilla.cedula1]</w:t>
+              <w:t>:[cuadrilla.cedula1]</w:t>
             </w:r>
           </w:p>
           <w:p>
@@ -1052,27 +1239,7 @@
                 <w:sz w:val="20"/>
                 <w:szCs w:val="20"/>
               </w:rPr>
-              <w:t>[</w:t>
-            </w:r>
-            <w:proofErr w:type="spellStart"/>
-            <w:proofErr w:type="gramStart"/>
-            <w:r>
-              <w:rPr>
-                <w:rFonts w:ascii="Arial" w:hAnsi="Arial" w:cs="Arial"/>
-                <w:sz w:val="20"/>
-                <w:szCs w:val="20"/>
-              </w:rPr>
-              <w:t>cuadrilla.nombre</w:t>
-            </w:r>
-            <w:proofErr w:type="spellEnd"/>
-            <w:proofErr w:type="gramEnd"/>
-            <w:r>
-              <w:rPr>
-                <w:rFonts w:ascii="Arial" w:hAnsi="Arial" w:cs="Arial"/>
-                <w:sz w:val="20"/>
-                <w:szCs w:val="20"/>
-              </w:rPr>
-              <w:t>]</w:t>
+              <w:t>[cuadrilla.nombre]</w:t>
             </w:r>
           </w:p>
           <w:p>
@@ -1138,7 +1305,6 @@
               </w:rPr>
               <w:t xml:space="preserve">         </w:t>
             </w:r>
-            <w:proofErr w:type="gramStart"/>
             <w:r>
               <w:rPr>
                 <w:rFonts w:ascii="Arial" w:eastAsia="Arial" w:hAnsi="Arial" w:cs="Arial"/>
@@ -1154,16 +1320,7 @@
                 <w:sz w:val="20"/>
                 <w:szCs w:val="20"/>
               </w:rPr>
-              <w:t>:[</w:t>
-            </w:r>
-            <w:proofErr w:type="gramEnd"/>
-            <w:r>
-              <w:rPr>
-                <w:rFonts w:ascii="Arial" w:eastAsia="Arial" w:hAnsi="Arial" w:cs="Arial"/>
-                <w:sz w:val="20"/>
-                <w:szCs w:val="20"/>
-              </w:rPr>
-              <w:t>cuadrilla.colaborador2]</w:t>
+              <w:t>:[cuadrilla.colaborador2]</w:t>
             </w:r>
           </w:p>
           <w:p>
@@ -1188,7 +1345,6 @@
               </w:rPr>
               <w:t xml:space="preserve">        </w:t>
             </w:r>
-            <w:proofErr w:type="gramStart"/>
             <w:r>
               <w:rPr>
                 <w:rFonts w:ascii="Arial" w:eastAsia="Arial" w:hAnsi="Arial" w:cs="Arial"/>
@@ -1204,16 +1360,7 @@
                 <w:sz w:val="20"/>
                 <w:szCs w:val="20"/>
               </w:rPr>
-              <w:t>:[</w:t>
-            </w:r>
-            <w:proofErr w:type="gramEnd"/>
-            <w:r>
-              <w:rPr>
-                <w:rFonts w:ascii="Arial" w:eastAsia="Arial" w:hAnsi="Arial" w:cs="Arial"/>
-                <w:sz w:val="20"/>
-                <w:szCs w:val="20"/>
-              </w:rPr>
-              <w:t>cuadrilla.cedula2]</w:t>
+              <w:t>:[cuadrilla.cedula2]</w:t>
             </w:r>
           </w:p>
           <w:p>
@@ -1261,20 +1408,8 @@
                 <w:sz w:val="20"/>
                 <w:szCs w:val="20"/>
               </w:rPr>
-              <w:t>[</w:t>
-            </w:r>
-            <w:proofErr w:type="spellStart"/>
-            <w:proofErr w:type="gramStart"/>
-            <w:r>
-              <w:rPr>
-                <w:rFonts w:ascii="Arial" w:hAnsi="Arial" w:cs="Arial"/>
-                <w:sz w:val="20"/>
-                <w:szCs w:val="20"/>
-              </w:rPr>
-              <w:t>cuadrilla.nombre</w:t>
-            </w:r>
-            <w:proofErr w:type="spellEnd"/>
-            <w:proofErr w:type="gramEnd"/>
+              <w:t>[cuadrilla.nombre</w:t>
+            </w:r>
             <w:r>
               <w:rPr>
                 <w:rFonts w:ascii="Arial" w:hAnsi="Arial" w:cs="Arial"/>
@@ -1314,8 +1449,6 @@
         </w:rPr>
         <w:t>Recibido por</w:t>
       </w:r>
-      <w:bookmarkStart w:id="0" w:name="_GoBack"/>
-      <w:bookmarkEnd w:id="0"/>
       <w:r>
         <w:rPr>
           <w:rFonts w:ascii="Arial" w:eastAsia="Arial" w:hAnsi="Arial" w:cs="Arial"/>
@@ -1389,6 +1522,7 @@
           <w:sz w:val="20"/>
           <w:szCs w:val="20"/>
         </w:rPr>
+        <w:lastRenderedPageBreak/>
         <w:t>Cedula: 0918663410</w:t>
       </w:r>
     </w:p>
@@ -1440,27 +1574,7 @@
           <w:szCs w:val="17"/>
           <w:lang w:val="en-US"/>
         </w:rPr>
-        <w:t xml:space="preserve">REV: 01 </w:t>
-      </w:r>
-      <w:proofErr w:type="spellStart"/>
-      <w:r>
-        <w:rPr>
-          <w:rFonts w:ascii="Arial" w:eastAsia="Arial" w:hAnsi="Arial" w:cs="Arial"/>
-          <w:sz w:val="17"/>
-          <w:szCs w:val="17"/>
-          <w:lang w:val="en-US"/>
-        </w:rPr>
-        <w:t>Fecha</w:t>
-      </w:r>
-      <w:proofErr w:type="spellEnd"/>
-      <w:r>
-        <w:rPr>
-          <w:rFonts w:ascii="Arial" w:eastAsia="Arial" w:hAnsi="Arial" w:cs="Arial"/>
-          <w:sz w:val="17"/>
-          <w:szCs w:val="17"/>
-          <w:lang w:val="en-US"/>
-        </w:rPr>
-        <w:t xml:space="preserve">: </w:t>
+        <w:t xml:space="preserve">REV: 01 Fecha: </w:t>
       </w:r>
       <w:r>
         <w:rPr>
@@ -1512,7 +1626,7 @@
       <w:headerReference w:type="default" r:id="rId6"/>
       <w:footerReference w:type="default" r:id="rId7"/>
       <w:pgSz w:w="11906" w:h="16838"/>
-      <w:pgMar w:top="1440" w:right="0" w:bottom="1440" w:left="1440" w:header="708" w:footer="708" w:gutter="0"/>
+      <w:pgMar w:top="1440" w:right="1274" w:bottom="1440" w:left="1440" w:header="708" w:footer="708" w:gutter="0"/>
       <w:cols w:space="708"/>
       <w:docGrid w:linePitch="360"/>
     </w:sectPr>
@@ -1521,7 +1635,7 @@
 </file>
 
 <file path=word/endnotes.xml><?xml version="1.0" encoding="utf-8"?>
-<w:endnotes xmlns:wpc="http://schemas.microsoft.com/office/word/2010/wordprocessingCanvas" xmlns:cx="http://schemas.microsoft.com/office/drawing/2014/chartex" xmlns:cx1="http://schemas.microsoft.com/office/drawing/2015/9/8/chartex" xmlns:cx2="http://schemas.microsoft.com/office/drawing/2015/10/21/chartex" xmlns:cx3="http://schemas.microsoft.com/office/drawing/2016/5/9/chartex" xmlns:cx4="http://schemas.microsoft.com/office/drawing/2016/5/10/chartex" xmlns:cx5="http://schemas.microsoft.com/office/drawing/2016/5/11/chartex" xmlns:cx6="http://schemas.microsoft.com/office/drawing/2016/5/12/chartex" xmlns:cx7="http://schemas.microsoft.com/office/drawing/2016/5/13/chartex" xmlns:cx8="http://schemas.microsoft.com/office/drawing/2016/5/14/chartex" xmlns:mc="http://schemas.openxmlformats.org/markup-compatibility/2006" xmlns:aink="http://schemas.microsoft.com/office/drawing/2016/ink" xmlns:am3d="http://schemas.microsoft.com/office/drawing/2017/model3d" xmlns:o="urn:schemas-microsoft-com:office:office" xmlns:r="http://schemas.openxmlformats.org/officeDocument/2006/relationships" xmlns:m="http://schemas.openxmlformats.org/officeDocument/2006/math" xmlns:v="urn:schemas-microsoft-com:vml" xmlns:wp14="http://schemas.microsoft.com/office/word/2010/wordprocessingDrawing" xmlns:wp="http://schemas.openxmlformats.org/drawingml/2006/wordprocessingDrawing" xmlns:w10="urn:schemas-microsoft-com:office:word" xmlns:w="http://schemas.openxmlformats.org/wordprocessingml/2006/main" xmlns:w14="http://schemas.microsoft.com/office/word/2010/wordml" xmlns:w15="http://schemas.microsoft.com/office/word/2012/wordml" xmlns:w16cid="http://schemas.microsoft.com/office/word/2016/wordml/cid" xmlns:w16se="http://schemas.microsoft.com/office/word/2015/wordml/symex" xmlns:wpg="http://schemas.microsoft.com/office/word/2010/wordprocessingGroup" xmlns:wpi="http://schemas.microsoft.com/office/word/2010/wordprocessingInk" xmlns:wne="http://schemas.microsoft.com/office/word/2006/wordml" xmlns:wps="http://schemas.microsoft.com/office/word/2010/wordprocessingShape" mc:Ignorable="w14 w15 w16se w16cid wp14">
+<w:endnotes xmlns:wpc="http://schemas.microsoft.com/office/word/2010/wordprocessingCanvas" xmlns:cx="http://schemas.microsoft.com/office/drawing/2014/chartex" xmlns:cx1="http://schemas.microsoft.com/office/drawing/2015/9/8/chartex" xmlns:cx2="http://schemas.microsoft.com/office/drawing/2015/10/21/chartex" xmlns:cx3="http://schemas.microsoft.com/office/drawing/2016/5/9/chartex" xmlns:cx4="http://schemas.microsoft.com/office/drawing/2016/5/10/chartex" xmlns:cx5="http://schemas.microsoft.com/office/drawing/2016/5/11/chartex" xmlns:cx6="http://schemas.microsoft.com/office/drawing/2016/5/12/chartex" xmlns:cx7="http://schemas.microsoft.com/office/drawing/2016/5/13/chartex" xmlns:cx8="http://schemas.microsoft.com/office/drawing/2016/5/14/chartex" xmlns:mc="http://schemas.openxmlformats.org/markup-compatibility/2006" xmlns:aink="http://schemas.microsoft.com/office/drawing/2016/ink" xmlns:am3d="http://schemas.microsoft.com/office/drawing/2017/model3d" xmlns:o="urn:schemas-microsoft-com:office:office" xmlns:r="http://schemas.openxmlformats.org/officeDocument/2006/relationships" xmlns:m="http://schemas.openxmlformats.org/officeDocument/2006/math" xmlns:v="urn:schemas-microsoft-com:vml" xmlns:wp14="http://schemas.microsoft.com/office/word/2010/wordprocessingDrawing" xmlns:wp="http://schemas.openxmlformats.org/drawingml/2006/wordprocessingDrawing" xmlns:w10="urn:schemas-microsoft-com:office:word" xmlns:w="http://schemas.openxmlformats.org/wordprocessingml/2006/main" xmlns:w14="http://schemas.microsoft.com/office/word/2010/wordml" xmlns:w15="http://schemas.microsoft.com/office/word/2012/wordml" xmlns:w16cex="http://schemas.microsoft.com/office/word/2018/wordml/cex" xmlns:w16cid="http://schemas.microsoft.com/office/word/2016/wordml/cid" xmlns:w16="http://schemas.microsoft.com/office/word/2018/wordml" xmlns:w16sdtdh="http://schemas.microsoft.com/office/word/2020/wordml/sdtdatahash" xmlns:w16se="http://schemas.microsoft.com/office/word/2015/wordml/symex" xmlns:wpg="http://schemas.microsoft.com/office/word/2010/wordprocessingGroup" xmlns:wpi="http://schemas.microsoft.com/office/word/2010/wordprocessingInk" xmlns:wne="http://schemas.microsoft.com/office/word/2006/wordml" xmlns:wps="http://schemas.microsoft.com/office/word/2010/wordprocessingShape" mc:Ignorable="w14 w15 w16se w16cid w16 w16cex w16sdtdh wp14">
   <w:endnote w:type="separator" w:id="-1">
     <w:p>
       <w:pPr>
@@ -1546,7 +1660,7 @@
 </file>
 
 <file path=word/footer1.xml><?xml version="1.0" encoding="utf-8"?>
-<w:ftr xmlns:wpc="http://schemas.microsoft.com/office/word/2010/wordprocessingCanvas" xmlns:cx="http://schemas.microsoft.com/office/drawing/2014/chartex" xmlns:cx1="http://schemas.microsoft.com/office/drawing/2015/9/8/chartex" xmlns:cx2="http://schemas.microsoft.com/office/drawing/2015/10/21/chartex" xmlns:cx3="http://schemas.microsoft.com/office/drawing/2016/5/9/chartex" xmlns:cx4="http://schemas.microsoft.com/office/drawing/2016/5/10/chartex" xmlns:cx5="http://schemas.microsoft.com/office/drawing/2016/5/11/chartex" xmlns:cx6="http://schemas.microsoft.com/office/drawing/2016/5/12/chartex" xmlns:cx7="http://schemas.microsoft.com/office/drawing/2016/5/13/chartex" xmlns:cx8="http://schemas.microsoft.com/office/drawing/2016/5/14/chartex" xmlns:mc="http://schemas.openxmlformats.org/markup-compatibility/2006" xmlns:aink="http://schemas.microsoft.com/office/drawing/2016/ink" xmlns:am3d="http://schemas.microsoft.com/office/drawing/2017/model3d" xmlns:o="urn:schemas-microsoft-com:office:office" xmlns:r="http://schemas.openxmlformats.org/officeDocument/2006/relationships" xmlns:m="http://schemas.openxmlformats.org/officeDocument/2006/math" xmlns:v="urn:schemas-microsoft-com:vml" xmlns:wp14="http://schemas.microsoft.com/office/word/2010/wordprocessingDrawing" xmlns:wp="http://schemas.openxmlformats.org/drawingml/2006/wordprocessingDrawing" xmlns:w10="urn:schemas-microsoft-com:office:word" xmlns:w="http://schemas.openxmlformats.org/wordprocessingml/2006/main" xmlns:w14="http://schemas.microsoft.com/office/word/2010/wordml" xmlns:w15="http://schemas.microsoft.com/office/word/2012/wordml" xmlns:w16cid="http://schemas.microsoft.com/office/word/2016/wordml/cid" xmlns:w16se="http://schemas.microsoft.com/office/word/2015/wordml/symex" xmlns:wpg="http://schemas.microsoft.com/office/word/2010/wordprocessingGroup" xmlns:wpi="http://schemas.microsoft.com/office/word/2010/wordprocessingInk" xmlns:wne="http://schemas.microsoft.com/office/word/2006/wordml" xmlns:wps="http://schemas.microsoft.com/office/word/2010/wordprocessingShape" mc:Ignorable="w14 w15 w16se w16cid wp14">
+<w:ftr xmlns:wpc="http://schemas.microsoft.com/office/word/2010/wordprocessingCanvas" xmlns:cx="http://schemas.microsoft.com/office/drawing/2014/chartex" xmlns:cx1="http://schemas.microsoft.com/office/drawing/2015/9/8/chartex" xmlns:cx2="http://schemas.microsoft.com/office/drawing/2015/10/21/chartex" xmlns:cx3="http://schemas.microsoft.com/office/drawing/2016/5/9/chartex" xmlns:cx4="http://schemas.microsoft.com/office/drawing/2016/5/10/chartex" xmlns:cx5="http://schemas.microsoft.com/office/drawing/2016/5/11/chartex" xmlns:cx6="http://schemas.microsoft.com/office/drawing/2016/5/12/chartex" xmlns:cx7="http://schemas.microsoft.com/office/drawing/2016/5/13/chartex" xmlns:cx8="http://schemas.microsoft.com/office/drawing/2016/5/14/chartex" xmlns:mc="http://schemas.openxmlformats.org/markup-compatibility/2006" xmlns:aink="http://schemas.microsoft.com/office/drawing/2016/ink" xmlns:am3d="http://schemas.microsoft.com/office/drawing/2017/model3d" xmlns:o="urn:schemas-microsoft-com:office:office" xmlns:r="http://schemas.openxmlformats.org/officeDocument/2006/relationships" xmlns:m="http://schemas.openxmlformats.org/officeDocument/2006/math" xmlns:v="urn:schemas-microsoft-com:vml" xmlns:wp14="http://schemas.microsoft.com/office/word/2010/wordprocessingDrawing" xmlns:wp="http://schemas.openxmlformats.org/drawingml/2006/wordprocessingDrawing" xmlns:w10="urn:schemas-microsoft-com:office:word" xmlns:w="http://schemas.openxmlformats.org/wordprocessingml/2006/main" xmlns:w14="http://schemas.microsoft.com/office/word/2010/wordml" xmlns:w15="http://schemas.microsoft.com/office/word/2012/wordml" xmlns:w16cex="http://schemas.microsoft.com/office/word/2018/wordml/cex" xmlns:w16cid="http://schemas.microsoft.com/office/word/2016/wordml/cid" xmlns:w16="http://schemas.microsoft.com/office/word/2018/wordml" xmlns:w16sdtdh="http://schemas.microsoft.com/office/word/2020/wordml/sdtdatahash" xmlns:w16se="http://schemas.microsoft.com/office/word/2015/wordml/symex" xmlns:wpg="http://schemas.microsoft.com/office/word/2010/wordprocessingGroup" xmlns:wpi="http://schemas.microsoft.com/office/word/2010/wordprocessingInk" xmlns:wne="http://schemas.microsoft.com/office/word/2006/wordml" xmlns:wps="http://schemas.microsoft.com/office/word/2010/wordprocessingShape" mc:Ignorable="w14 w15 w16se w16cid w16 w16cex w16sdtdh wp14">
   <w:p>
     <w:pPr>
       <w:pStyle w:val="Piedepgina"/>
@@ -1558,7 +1672,7 @@
       <mc:AlternateContent>
         <mc:Choice Requires="wps">
           <w:drawing>
-            <wp:anchor distT="0" distB="0" distL="114300" distR="114300" simplePos="0" relativeHeight="251667456" behindDoc="0" locked="0" layoutInCell="1" allowOverlap="1" wp14:anchorId="39DED070" wp14:editId="33EF3DD7">
+            <wp:anchor distT="0" distB="0" distL="114300" distR="114300" simplePos="0" relativeHeight="251667456" behindDoc="0" locked="0" layoutInCell="1" allowOverlap="1" wp14:anchorId="5F6BD47B" wp14:editId="46C34DCC">
               <wp:simplePos x="0" y="0"/>
               <wp:positionH relativeFrom="column">
                 <wp:posOffset>-990600</wp:posOffset>
@@ -1619,7 +1733,7 @@
         </mc:Choice>
         <mc:Fallback>
           <w:pict>
-            <v:shapetype w14:anchorId="39DED070" id="_x0000_t202" coordsize="21600,21600" o:spt="202" path="m,l,21600r21600,l21600,xe">
+            <v:shapetype w14:anchorId="5F6BD47B" id="_x0000_t202" coordsize="21600,21600" o:spt="202" path="m,l,21600r21600,l21600,xe">
               <v:stroke joinstyle="miter"/>
               <v:path gradientshapeok="t" o:connecttype="rect"/>
             </v:shapetype>
@@ -1652,7 +1766,7 @@
 </file>
 
 <file path=word/footnotes.xml><?xml version="1.0" encoding="utf-8"?>
-<w:footnotes xmlns:wpc="http://schemas.microsoft.com/office/word/2010/wordprocessingCanvas" xmlns:cx="http://schemas.microsoft.com/office/drawing/2014/chartex" xmlns:cx1="http://schemas.microsoft.com/office/drawing/2015/9/8/chartex" xmlns:cx2="http://schemas.microsoft.com/office/drawing/2015/10/21/chartex" xmlns:cx3="http://schemas.microsoft.com/office/drawing/2016/5/9/chartex" xmlns:cx4="http://schemas.microsoft.com/office/drawing/2016/5/10/chartex" xmlns:cx5="http://schemas.microsoft.com/office/drawing/2016/5/11/chartex" xmlns:cx6="http://schemas.microsoft.com/office/drawing/2016/5/12/chartex" xmlns:cx7="http://schemas.microsoft.com/office/drawing/2016/5/13/chartex" xmlns:cx8="http://schemas.microsoft.com/office/drawing/2016/5/14/chartex" xmlns:mc="http://schemas.openxmlformats.org/markup-compatibility/2006" xmlns:aink="http://schemas.microsoft.com/office/drawing/2016/ink" xmlns:am3d="http://schemas.microsoft.com/office/drawing/2017/model3d" xmlns:o="urn:schemas-microsoft-com:office:office" xmlns:r="http://schemas.openxmlformats.org/officeDocument/2006/relationships" xmlns:m="http://schemas.openxmlformats.org/officeDocument/2006/math" xmlns:v="urn:schemas-microsoft-com:vml" xmlns:wp14="http://schemas.microsoft.com/office/word/2010/wordprocessingDrawing" xmlns:wp="http://schemas.openxmlformats.org/drawingml/2006/wordprocessingDrawing" xmlns:w10="urn:schemas-microsoft-com:office:word" xmlns:w="http://schemas.openxmlformats.org/wordprocessingml/2006/main" xmlns:w14="http://schemas.microsoft.com/office/word/2010/wordml" xmlns:w15="http://schemas.microsoft.com/office/word/2012/wordml" xmlns:w16cid="http://schemas.microsoft.com/office/word/2016/wordml/cid" xmlns:w16se="http://schemas.microsoft.com/office/word/2015/wordml/symex" xmlns:wpg="http://schemas.microsoft.com/office/word/2010/wordprocessingGroup" xmlns:wpi="http://schemas.microsoft.com/office/word/2010/wordprocessingInk" xmlns:wne="http://schemas.microsoft.com/office/word/2006/wordml" xmlns:wps="http://schemas.microsoft.com/office/word/2010/wordprocessingShape" mc:Ignorable="w14 w15 w16se w16cid wp14">
+<w:footnotes xmlns:wpc="http://schemas.microsoft.com/office/word/2010/wordprocessingCanvas" xmlns:cx="http://schemas.microsoft.com/office/drawing/2014/chartex" xmlns:cx1="http://schemas.microsoft.com/office/drawing/2015/9/8/chartex" xmlns:cx2="http://schemas.microsoft.com/office/drawing/2015/10/21/chartex" xmlns:cx3="http://schemas.microsoft.com/office/drawing/2016/5/9/chartex" xmlns:cx4="http://schemas.microsoft.com/office/drawing/2016/5/10/chartex" xmlns:cx5="http://schemas.microsoft.com/office/drawing/2016/5/11/chartex" xmlns:cx6="http://schemas.microsoft.com/office/drawing/2016/5/12/chartex" xmlns:cx7="http://schemas.microsoft.com/office/drawing/2016/5/13/chartex" xmlns:cx8="http://schemas.microsoft.com/office/drawing/2016/5/14/chartex" xmlns:mc="http://schemas.openxmlformats.org/markup-compatibility/2006" xmlns:aink="http://schemas.microsoft.com/office/drawing/2016/ink" xmlns:am3d="http://schemas.microsoft.com/office/drawing/2017/model3d" xmlns:o="urn:schemas-microsoft-com:office:office" xmlns:r="http://schemas.openxmlformats.org/officeDocument/2006/relationships" xmlns:m="http://schemas.openxmlformats.org/officeDocument/2006/math" xmlns:v="urn:schemas-microsoft-com:vml" xmlns:wp14="http://schemas.microsoft.com/office/word/2010/wordprocessingDrawing" xmlns:wp="http://schemas.openxmlformats.org/drawingml/2006/wordprocessingDrawing" xmlns:w10="urn:schemas-microsoft-com:office:word" xmlns:w="http://schemas.openxmlformats.org/wordprocessingml/2006/main" xmlns:w14="http://schemas.microsoft.com/office/word/2010/wordml" xmlns:w15="http://schemas.microsoft.com/office/word/2012/wordml" xmlns:w16cex="http://schemas.microsoft.com/office/word/2018/wordml/cex" xmlns:w16cid="http://schemas.microsoft.com/office/word/2016/wordml/cid" xmlns:w16="http://schemas.microsoft.com/office/word/2018/wordml" xmlns:w16sdtdh="http://schemas.microsoft.com/office/word/2020/wordml/sdtdatahash" xmlns:w16se="http://schemas.microsoft.com/office/word/2015/wordml/symex" xmlns:wpg="http://schemas.microsoft.com/office/word/2010/wordprocessingGroup" xmlns:wpi="http://schemas.microsoft.com/office/word/2010/wordprocessingInk" xmlns:wne="http://schemas.microsoft.com/office/word/2006/wordml" xmlns:wps="http://schemas.microsoft.com/office/word/2010/wordprocessingShape" mc:Ignorable="w14 w15 w16se w16cid w16 w16cex w16sdtdh wp14">
   <w:footnote w:type="separator" w:id="-1">
     <w:p>
       <w:pPr>
@@ -1677,7 +1791,7 @@
 </file>
 
 <file path=word/header1.xml><?xml version="1.0" encoding="utf-8"?>
-<w:hdr xmlns:wpc="http://schemas.microsoft.com/office/word/2010/wordprocessingCanvas" xmlns:cx="http://schemas.microsoft.com/office/drawing/2014/chartex" xmlns:cx1="http://schemas.microsoft.com/office/drawing/2015/9/8/chartex" xmlns:cx2="http://schemas.microsoft.com/office/drawing/2015/10/21/chartex" xmlns:cx3="http://schemas.microsoft.com/office/drawing/2016/5/9/chartex" xmlns:cx4="http://schemas.microsoft.com/office/drawing/2016/5/10/chartex" xmlns:cx5="http://schemas.microsoft.com/office/drawing/2016/5/11/chartex" xmlns:cx6="http://schemas.microsoft.com/office/drawing/2016/5/12/chartex" xmlns:cx7="http://schemas.microsoft.com/office/drawing/2016/5/13/chartex" xmlns:cx8="http://schemas.microsoft.com/office/drawing/2016/5/14/chartex" xmlns:mc="http://schemas.openxmlformats.org/markup-compatibility/2006" xmlns:aink="http://schemas.microsoft.com/office/drawing/2016/ink" xmlns:am3d="http://schemas.microsoft.com/office/drawing/2017/model3d" xmlns:o="urn:schemas-microsoft-com:office:office" xmlns:r="http://schemas.openxmlformats.org/officeDocument/2006/relationships" xmlns:m="http://schemas.openxmlformats.org/officeDocument/2006/math" xmlns:v="urn:schemas-microsoft-com:vml" xmlns:wp14="http://schemas.microsoft.com/office/word/2010/wordprocessingDrawing" xmlns:wp="http://schemas.openxmlformats.org/drawingml/2006/wordprocessingDrawing" xmlns:w10="urn:schemas-microsoft-com:office:word" xmlns:w="http://schemas.openxmlformats.org/wordprocessingml/2006/main" xmlns:w14="http://schemas.microsoft.com/office/word/2010/wordml" xmlns:w15="http://schemas.microsoft.com/office/word/2012/wordml" xmlns:w16cid="http://schemas.microsoft.com/office/word/2016/wordml/cid" xmlns:w16se="http://schemas.microsoft.com/office/word/2015/wordml/symex" xmlns:wpg="http://schemas.microsoft.com/office/word/2010/wordprocessingGroup" xmlns:wpi="http://schemas.microsoft.com/office/word/2010/wordprocessingInk" xmlns:wne="http://schemas.microsoft.com/office/word/2006/wordml" xmlns:wps="http://schemas.microsoft.com/office/word/2010/wordprocessingShape" mc:Ignorable="w14 w15 w16se w16cid wp14">
+<w:hdr xmlns:wpc="http://schemas.microsoft.com/office/word/2010/wordprocessingCanvas" xmlns:cx="http://schemas.microsoft.com/office/drawing/2014/chartex" xmlns:cx1="http://schemas.microsoft.com/office/drawing/2015/9/8/chartex" xmlns:cx2="http://schemas.microsoft.com/office/drawing/2015/10/21/chartex" xmlns:cx3="http://schemas.microsoft.com/office/drawing/2016/5/9/chartex" xmlns:cx4="http://schemas.microsoft.com/office/drawing/2016/5/10/chartex" xmlns:cx5="http://schemas.microsoft.com/office/drawing/2016/5/11/chartex" xmlns:cx6="http://schemas.microsoft.com/office/drawing/2016/5/12/chartex" xmlns:cx7="http://schemas.microsoft.com/office/drawing/2016/5/13/chartex" xmlns:cx8="http://schemas.microsoft.com/office/drawing/2016/5/14/chartex" xmlns:mc="http://schemas.openxmlformats.org/markup-compatibility/2006" xmlns:aink="http://schemas.microsoft.com/office/drawing/2016/ink" xmlns:am3d="http://schemas.microsoft.com/office/drawing/2017/model3d" xmlns:o="urn:schemas-microsoft-com:office:office" xmlns:r="http://schemas.openxmlformats.org/officeDocument/2006/relationships" xmlns:m="http://schemas.openxmlformats.org/officeDocument/2006/math" xmlns:v="urn:schemas-microsoft-com:vml" xmlns:wp14="http://schemas.microsoft.com/office/word/2010/wordprocessingDrawing" xmlns:wp="http://schemas.openxmlformats.org/drawingml/2006/wordprocessingDrawing" xmlns:w10="urn:schemas-microsoft-com:office:word" xmlns:w="http://schemas.openxmlformats.org/wordprocessingml/2006/main" xmlns:w14="http://schemas.microsoft.com/office/word/2010/wordml" xmlns:w15="http://schemas.microsoft.com/office/word/2012/wordml" xmlns:w16cex="http://schemas.microsoft.com/office/word/2018/wordml/cex" xmlns:w16cid="http://schemas.microsoft.com/office/word/2016/wordml/cid" xmlns:w16="http://schemas.microsoft.com/office/word/2018/wordml" xmlns:w16sdtdh="http://schemas.microsoft.com/office/word/2020/wordml/sdtdatahash" xmlns:w16se="http://schemas.microsoft.com/office/word/2015/wordml/symex" xmlns:wpg="http://schemas.microsoft.com/office/word/2010/wordprocessingGroup" xmlns:wpi="http://schemas.microsoft.com/office/word/2010/wordprocessingInk" xmlns:wne="http://schemas.microsoft.com/office/word/2006/wordml" xmlns:wps="http://schemas.microsoft.com/office/word/2010/wordprocessingShape" mc:Ignorable="w14 w15 w16se w16cid w16 w16cex w16sdtdh wp14">
   <w:p>
     <w:pPr>
       <w:pBdr>
@@ -1707,7 +1821,7 @@
         <w:noProof/>
       </w:rPr>
       <w:drawing>
-        <wp:anchor distT="0" distB="0" distL="114300" distR="114300" simplePos="0" relativeHeight="251659264" behindDoc="0" locked="0" layoutInCell="1" hidden="0" allowOverlap="1" wp14:anchorId="5C73C9DF" wp14:editId="611467F8">
+        <wp:anchor distT="0" distB="0" distL="114300" distR="114300" simplePos="0" relativeHeight="251659264" behindDoc="0" locked="0" layoutInCell="1" hidden="0" allowOverlap="1" wp14:anchorId="3163D803" wp14:editId="5E62C527">
           <wp:simplePos x="0" y="0"/>
           <wp:positionH relativeFrom="column">
             <wp:posOffset>1624965</wp:posOffset>
@@ -1718,7 +1832,7 @@
           <wp:extent cx="276225" cy="257175"/>
           <wp:effectExtent l="0" t="0" r="0" b="0"/>
           <wp:wrapNone/>
-          <wp:docPr id="42" name="image3.png"/>
+          <wp:docPr id="34" name="image3.png"/>
           <wp:cNvGraphicFramePr/>
           <a:graphic xmlns:a="http://schemas.openxmlformats.org/drawingml/2006/main">
             <a:graphicData uri="http://schemas.openxmlformats.org/drawingml/2006/picture">
@@ -1757,7 +1871,7 @@
       <mc:AlternateContent>
         <mc:Choice Requires="wps">
           <w:drawing>
-            <wp:anchor distT="0" distB="0" distL="114300" distR="114300" simplePos="0" relativeHeight="251660288" behindDoc="0" locked="0" layoutInCell="1" hidden="0" allowOverlap="1" wp14:anchorId="66E58DE0" wp14:editId="0F80C316">
+            <wp:anchor distT="0" distB="0" distL="114300" distR="114300" simplePos="0" relativeHeight="251660288" behindDoc="0" locked="0" layoutInCell="1" hidden="0" allowOverlap="1" wp14:anchorId="0E324FC0" wp14:editId="3B2A1F6A">
               <wp:simplePos x="0" y="0"/>
               <wp:positionH relativeFrom="column">
                 <wp:posOffset>1790700</wp:posOffset>
@@ -1820,7 +1934,7 @@
         </mc:Choice>
         <mc:Fallback>
           <w:pict>
-            <v:rect w14:anchorId="66E58DE0" id="Rectángulo 308" o:spid="_x0000_s1026" style="position:absolute;margin-left:141pt;margin-top:6pt;width:142.5pt;height:24.85pt;z-index:251660288;visibility:visible;mso-wrap-style:square;mso-wrap-distance-left:9pt;mso-wrap-distance-top:0;mso-wrap-distance-right:9pt;mso-wrap-distance-bottom:0;mso-position-horizontal:absolute;mso-position-horizontal-relative:text;mso-position-vertical:absolute;mso-position-vertical-relative:text;v-text-anchor:top" o:gfxdata="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" filled="f" stroked="f">
+            <v:rect w14:anchorId="0E324FC0" id="Rectángulo 308" o:spid="_x0000_s1026" style="position:absolute;margin-left:141pt;margin-top:6pt;width:142.5pt;height:24.85pt;z-index:251660288;visibility:visible;mso-wrap-style:square;mso-wrap-distance-left:9pt;mso-wrap-distance-top:0;mso-wrap-distance-right:9pt;mso-wrap-distance-bottom:0;mso-position-horizontal:absolute;mso-position-horizontal-relative:text;mso-position-vertical:absolute;mso-position-vertical-relative:text;v-text-anchor:top" o:gfxdata="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" filled="f" stroked="f">
               <v:textbox inset="2.53958mm,1.2694mm,2.53958mm,1.2694mm">
                 <w:txbxContent>
                   <w:p>
@@ -1853,7 +1967,7 @@
         <w:noProof/>
       </w:rPr>
       <w:drawing>
-        <wp:anchor distT="0" distB="0" distL="114300" distR="114300" simplePos="0" relativeHeight="251661312" behindDoc="0" locked="0" layoutInCell="1" hidden="0" allowOverlap="1" wp14:anchorId="59C8EE5E" wp14:editId="0C6D8204">
+        <wp:anchor distT="0" distB="0" distL="114300" distR="114300" simplePos="0" relativeHeight="251661312" behindDoc="0" locked="0" layoutInCell="1" hidden="0" allowOverlap="1" wp14:anchorId="5A03F4DB" wp14:editId="64D55D1C">
           <wp:simplePos x="0" y="0"/>
           <wp:positionH relativeFrom="column">
             <wp:posOffset>-842009</wp:posOffset>
@@ -1864,7 +1978,7 @@
           <wp:extent cx="2343150" cy="368300"/>
           <wp:effectExtent l="0" t="0" r="0" b="0"/>
           <wp:wrapNone/>
-          <wp:docPr id="43" name="image1.png" descr="D:\LOGOS GRUPO BM\HAGGERSTON.png"/>
+          <wp:docPr id="35" name="image1.png" descr="D:\LOGOS GRUPO BM\HAGGERSTON.png"/>
           <wp:cNvGraphicFramePr/>
           <a:graphic xmlns:a="http://schemas.openxmlformats.org/drawingml/2006/main">
             <a:graphicData uri="http://schemas.openxmlformats.org/drawingml/2006/picture">
@@ -1903,7 +2017,7 @@
       <mc:AlternateContent>
         <mc:Choice Requires="wps">
           <w:drawing>
-            <wp:anchor distT="0" distB="0" distL="114300" distR="114300" simplePos="0" relativeHeight="251662336" behindDoc="0" locked="0" layoutInCell="1" hidden="0" allowOverlap="1" wp14:anchorId="60217C36" wp14:editId="7FA71C9F">
+            <wp:anchor distT="0" distB="0" distL="114300" distR="114300" simplePos="0" relativeHeight="251662336" behindDoc="0" locked="0" layoutInCell="1" hidden="0" allowOverlap="1" wp14:anchorId="6861D60F" wp14:editId="0C5DE3F4">
               <wp:simplePos x="0" y="0"/>
               <wp:positionH relativeFrom="column">
                 <wp:posOffset>3644900</wp:posOffset>
@@ -1966,7 +2080,7 @@
         </mc:Choice>
         <mc:Fallback>
           <w:pict>
-            <v:rect w14:anchorId="60217C36" id="Rectángulo 311" o:spid="_x0000_s1027" style="position:absolute;margin-left:287pt;margin-top:6pt;width:88.5pt;height:24.85pt;z-index:251662336;visibility:visible;mso-wrap-style:square;mso-wrap-distance-left:9pt;mso-wrap-distance-top:0;mso-wrap-distance-right:9pt;mso-wrap-distance-bottom:0;mso-position-horizontal:absolute;mso-position-horizontal-relative:text;mso-position-vertical:absolute;mso-position-vertical-relative:text;v-text-anchor:top" o:gfxdata="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" filled="f" stroked="f">
+            <v:rect w14:anchorId="6861D60F" id="Rectángulo 311" o:spid="_x0000_s1027" style="position:absolute;margin-left:287pt;margin-top:6pt;width:88.5pt;height:24.85pt;z-index:251662336;visibility:visible;mso-wrap-style:square;mso-wrap-distance-left:9pt;mso-wrap-distance-top:0;mso-wrap-distance-right:9pt;mso-wrap-distance-bottom:0;mso-position-horizontal:absolute;mso-position-horizontal-relative:text;mso-position-vertical:absolute;mso-position-vertical-relative:text;v-text-anchor:top" o:gfxdata="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" filled="f" stroked="f">
               <v:textbox inset="2.53958mm,1.2694mm,2.53958mm,1.2694mm">
                 <w:txbxContent>
                   <w:p>
@@ -1999,7 +2113,7 @@
         <w:noProof/>
       </w:rPr>
       <w:drawing>
-        <wp:anchor distT="0" distB="0" distL="114300" distR="114300" simplePos="0" relativeHeight="251663360" behindDoc="0" locked="0" layoutInCell="1" hidden="0" allowOverlap="1" wp14:anchorId="49020D60" wp14:editId="6EC80166">
+        <wp:anchor distT="0" distB="0" distL="114300" distR="114300" simplePos="0" relativeHeight="251663360" behindDoc="0" locked="0" layoutInCell="1" hidden="0" allowOverlap="1" wp14:anchorId="08FECDB4" wp14:editId="32261F80">
           <wp:simplePos x="0" y="0"/>
           <wp:positionH relativeFrom="column">
             <wp:posOffset>3510915</wp:posOffset>
@@ -2010,7 +2124,7 @@
           <wp:extent cx="228600" cy="247650"/>
           <wp:effectExtent l="0" t="0" r="0" b="0"/>
           <wp:wrapNone/>
-          <wp:docPr id="44" name="image4.png"/>
+          <wp:docPr id="36" name="image4.png"/>
           <wp:cNvGraphicFramePr/>
           <a:graphic xmlns:a="http://schemas.openxmlformats.org/drawingml/2006/main">
             <a:graphicData uri="http://schemas.openxmlformats.org/drawingml/2006/picture">
@@ -2047,7 +2161,7 @@
         <w:noProof/>
       </w:rPr>
       <w:drawing>
-        <wp:anchor distT="0" distB="0" distL="114300" distR="114300" simplePos="0" relativeHeight="251664384" behindDoc="0" locked="0" layoutInCell="1" hidden="0" allowOverlap="1" wp14:anchorId="09EAAAFB" wp14:editId="0AAE1BA8">
+        <wp:anchor distT="0" distB="0" distL="114300" distR="114300" simplePos="0" relativeHeight="251664384" behindDoc="0" locked="0" layoutInCell="1" hidden="0" allowOverlap="1" wp14:anchorId="7B93324F" wp14:editId="58FE0579">
           <wp:simplePos x="0" y="0"/>
           <wp:positionH relativeFrom="column">
             <wp:posOffset>4730115</wp:posOffset>
@@ -2058,7 +2172,7 @@
           <wp:extent cx="247650" cy="247650"/>
           <wp:effectExtent l="0" t="0" r="0" b="0"/>
           <wp:wrapNone/>
-          <wp:docPr id="45" name="image2.png"/>
+          <wp:docPr id="37" name="image2.png"/>
           <wp:cNvGraphicFramePr/>
           <a:graphic xmlns:a="http://schemas.openxmlformats.org/drawingml/2006/main">
             <a:graphicData uri="http://schemas.openxmlformats.org/drawingml/2006/picture">
@@ -2097,7 +2211,7 @@
       <mc:AlternateContent>
         <mc:Choice Requires="wps">
           <w:drawing>
-            <wp:anchor distT="0" distB="0" distL="114300" distR="114300" simplePos="0" relativeHeight="251665408" behindDoc="0" locked="0" layoutInCell="1" hidden="0" allowOverlap="1" wp14:anchorId="54679F8C" wp14:editId="26609B72">
+            <wp:anchor distT="0" distB="0" distL="114300" distR="114300" simplePos="0" relativeHeight="251665408" behindDoc="0" locked="0" layoutInCell="1" hidden="0" allowOverlap="1" wp14:anchorId="2424C7B4" wp14:editId="320E0894">
               <wp:simplePos x="0" y="0"/>
               <wp:positionH relativeFrom="column">
                 <wp:posOffset>4876800</wp:posOffset>
@@ -2160,7 +2274,7 @@
         </mc:Choice>
         <mc:Fallback>
           <w:pict>
-            <v:rect w14:anchorId="54679F8C" id="Rectángulo 309" o:spid="_x0000_s1028" style="position:absolute;margin-left:384pt;margin-top:6pt;width:115.5pt;height:24.85pt;z-index:251665408;visibility:visible;mso-wrap-style:square;mso-wrap-distance-left:9pt;mso-wrap-distance-top:0;mso-wrap-distance-right:9pt;mso-wrap-distance-bottom:0;mso-position-horizontal:absolute;mso-position-horizontal-relative:text;mso-position-vertical:absolute;mso-position-vertical-relative:text;v-text-anchor:top" o:gfxdata="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" filled="f" stroked="f">
+            <v:rect w14:anchorId="2424C7B4" id="Rectángulo 309" o:spid="_x0000_s1028" style="position:absolute;margin-left:384pt;margin-top:6pt;width:115.5pt;height:24.85pt;z-index:251665408;visibility:visible;mso-wrap-style:square;mso-wrap-distance-left:9pt;mso-wrap-distance-top:0;mso-wrap-distance-right:9pt;mso-wrap-distance-bottom:0;mso-position-horizontal:absolute;mso-position-horizontal-relative:text;mso-position-vertical:absolute;mso-position-vertical-relative:text;v-text-anchor:top" o:gfxdata="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" filled="f" stroked="f">
               <v:textbox inset="2.53958mm,1.2694mm,2.53958mm,1.2694mm">
                 <w:txbxContent>
                   <w:p>
@@ -2198,7 +2312,7 @@
 </file>
 
 <file path=word/styles.xml><?xml version="1.0" encoding="utf-8"?>
-<w:styles xmlns:mc="http://schemas.openxmlformats.org/markup-compatibility/2006" xmlns:r="http://schemas.openxmlformats.org/officeDocument/2006/relationships" xmlns:w="http://schemas.openxmlformats.org/wordprocessingml/2006/main" xmlns:w14="http://schemas.microsoft.com/office/word/2010/wordml" xmlns:w15="http://schemas.microsoft.com/office/word/2012/wordml" xmlns:w16cid="http://schemas.microsoft.com/office/word/2016/wordml/cid" xmlns:w16se="http://schemas.microsoft.com/office/word/2015/wordml/symex" mc:Ignorable="w14 w15 w16se w16cid">
+<w:styles xmlns:mc="http://schemas.openxmlformats.org/markup-compatibility/2006" xmlns:r="http://schemas.openxmlformats.org/officeDocument/2006/relationships" xmlns:w="http://schemas.openxmlformats.org/wordprocessingml/2006/main" xmlns:w14="http://schemas.microsoft.com/office/word/2010/wordml" xmlns:w15="http://schemas.microsoft.com/office/word/2012/wordml" xmlns:w16cex="http://schemas.microsoft.com/office/word/2018/wordml/cex" xmlns:w16cid="http://schemas.microsoft.com/office/word/2016/wordml/cid" xmlns:w16="http://schemas.microsoft.com/office/word/2018/wordml" xmlns:w16sdtdh="http://schemas.microsoft.com/office/word/2020/wordml/sdtdatahash" xmlns:w16se="http://schemas.microsoft.com/office/word/2015/wordml/symex" mc:Ignorable="w14 w15 w16se w16cid w16 w16cex w16sdtdh">
   <w:docDefaults>
     <w:rPrDefault>
       <w:rPr>
@@ -2214,7 +2328,7 @@
       </w:pPr>
     </w:pPrDefault>
   </w:docDefaults>
-  <w:latentStyles w:defLockedState="0" w:defUIPriority="99" w:defSemiHidden="0" w:defUnhideWhenUsed="0" w:defQFormat="0" w:count="375">
+  <w:latentStyles w:defLockedState="0" w:defUIPriority="99" w:defSemiHidden="0" w:defUnhideWhenUsed="0" w:defQFormat="0" w:count="376">
     <w:lsdException w:name="Normal" w:uiPriority="0" w:qFormat="1"/>
     <w:lsdException w:name="heading 1" w:uiPriority="9" w:qFormat="1"/>
     <w:lsdException w:name="heading 2" w:semiHidden="1" w:uiPriority="9" w:unhideWhenUsed="1" w:qFormat="1"/>
@@ -2590,6 +2704,7 @@
     <w:lsdException w:name="Smart Hyperlink" w:semiHidden="1" w:unhideWhenUsed="1"/>
     <w:lsdException w:name="Hashtag" w:semiHidden="1" w:unhideWhenUsed="1"/>
     <w:lsdException w:name="Unresolved Mention" w:semiHidden="1" w:unhideWhenUsed="1"/>
+    <w:lsdException w:name="Smart Link" w:semiHidden="1" w:unhideWhenUsed="1"/>
   </w:latentStyles>
   <w:style w:type="paragraph" w:default="1" w:styleId="Normal">
     <w:name w:val="Normal"/>
